--- a/brand/letterhead.docx
+++ b/brand/letterhead.docx
@@ -13,7 +13,7 @@
           <w:sz w:val="18"/>
           <w:szCs w:val="18"/>
         </w:rPr>
-        <w:t xml:space="preserve">Ref: SHRS/____/2026/____</w:t>
+        <w:t xml:space="preserve">Ref: SHRS/ICT/2026/____</w:t>
       </w:r>
       <w:r>
         <w:rPr>
@@ -122,7 +122,7 @@
           <w:sz w:val="20"/>
           <w:szCs w:val="20"/>
         </w:rPr>
-        <w:t xml:space="preserve">[Full Name]</w:t>
+        <w:t xml:space="preserve">Ahmad Sulaimiy</w:t>
       </w:r>
     </w:p>
     <w:p>
@@ -133,7 +133,7 @@
           <w:sz w:val="18"/>
           <w:szCs w:val="18"/>
         </w:rPr>
-        <w:t xml:space="preserve">Head of Schools &amp; Administrator</w:t>
+        <w:t xml:space="preserve">Acting Managing-Director</w:t>
       </w:r>
     </w:p>
     <w:p>
@@ -144,7 +144,7 @@
           <w:sz w:val="18"/>
           <w:szCs w:val="18"/>
         </w:rPr>
-        <w:t xml:space="preserve">Chairman, Board of Governors</w:t>
+        <w:t xml:space="preserve">ICT Office, Sultan Hanafi Royal Schools</w:t>
       </w:r>
     </w:p>
     <w:sectPr>

--- a/brand/letterhead.docx
+++ b/brand/letterhead.docx
@@ -18,7 +18,7 @@
     <w:sectPr>
       <w:headerReference w:type="default" r:id="rId1"/>
       <w:pgSz w:w="11905" w:h="16837"/>
-      <w:pgMar w:top="3036" w:right="793" w:bottom="2674" w:left="941" w:header="0" w:footer="0" w:gutter="0"/>
+      <w:pgMar w:top="3980" w:right="4148" w:bottom="4264" w:left="1322" w:header="0" w:footer="0" w:gutter="0"/>
     </w:sectPr>
   </w:body>
 </w:document>
@@ -35,15 +35,15 @@
         <wp:anchor distT="0" distB="0" distL="0" distR="0" simplePos="0" relativeHeight="1" behindDoc="1" locked="1" layoutInCell="1" allowOverlap="1">
           <wp:simplePos x="0" y="0"/>
           <wp:positionH relativeFrom="page">
-            <wp:posOffset>0</wp:posOffset>
+            <wp:posOffset>5336202</wp:posOffset>
           </wp:positionH>
           <wp:positionV relativeFrom="page">
             <wp:posOffset>0</wp:posOffset>
           </wp:positionV>
-          <wp:extent cx="247764" cy="10692000"/>
+          <wp:extent cx="28588" cy="10692000"/>
           <wp:effectExtent l="0" t="0" r="0" b="0"/>
           <wp:wrapNone/>
-          <wp:docPr id="1" name="Rail" descr="Rail"/>
+          <wp:docPr id="1" name="Quarter" descr="Quarter"/>
           <wp:cNvGraphicFramePr>
             <a:graphicFrameLocks noChangeAspect="1"/>
           </wp:cNvGraphicFramePr>
@@ -51,7 +51,7 @@
             <a:graphicData uri="http://schemas.openxmlformats.org/drawingml/2006/picture">
               <pic:pic>
                 <pic:nvPicPr>
-                  <pic:cNvPr id="1" name="Rail"/>
+                  <pic:cNvPr id="1" name="Quarter"/>
                   <pic:cNvPicPr/>
                 </pic:nvPicPr>
                 <pic:blipFill>
@@ -63,7 +63,7 @@
                 <pic:spPr>
                   <a:xfrm>
                     <a:off x="0" y="0"/>
-                    <a:ext cx="247764" cy="10692000"/>
+                    <a:ext cx="28588" cy="10692000"/>
                   </a:xfrm>
                   <a:prstGeom prst="rect">
                     <a:avLst/>
@@ -85,7 +85,7 @@
           <wp:positionV relativeFrom="page">
             <wp:posOffset>0</wp:posOffset>
           </wp:positionV>
-          <wp:extent cx="7560000" cy="1582547"/>
+          <wp:extent cx="7560000" cy="1687414"/>
           <wp:effectExtent l="0" t="0" r="0" b="0"/>
           <wp:wrapNone/>
           <wp:docPr id="2" name="Masthead" descr="Masthead"/>
@@ -108,7 +108,7 @@
                 <pic:spPr>
                   <a:xfrm>
                     <a:off x="0" y="0"/>
-                    <a:ext cx="7560000" cy="1582547"/>
+                    <a:ext cx="7560000" cy="1687414"/>
                   </a:xfrm>
                   <a:prstGeom prst="rect">
                     <a:avLst/>
@@ -128,9 +128,9 @@
             <wp:posOffset>0</wp:posOffset>
           </wp:positionH>
           <wp:positionV relativeFrom="page">
-            <wp:posOffset>9223853</wp:posOffset>
+            <wp:posOffset>8403979</wp:posOffset>
           </wp:positionV>
-          <wp:extent cx="7560000" cy="1468146"/>
+          <wp:extent cx="7560000" cy="2288020"/>
           <wp:effectExtent l="0" t="0" r="0" b="0"/>
           <wp:wrapNone/>
           <wp:docPr id="3" name="Foot" descr="Foot"/>
@@ -153,7 +153,7 @@
                 <pic:spPr>
                   <a:xfrm>
                     <a:off x="0" y="0"/>
-                    <a:ext cx="7560000" cy="1468146"/>
+                    <a:ext cx="7560000" cy="2288020"/>
                   </a:xfrm>
                   <a:prstGeom prst="rect">
                     <a:avLst/>
@@ -175,7 +175,7 @@
     <w:rPrDefault>
       <w:rPr>
         <w:rFonts w:ascii="Georgia" w:hAnsi="Georgia" w:cs="Georgia"/>
-        <w:color w:val="1A1116"/>
+        <w:color w:val="241A0E"/>
         <w:sz w:val="20"/>
         <w:szCs w:val="20"/>
       </w:rPr>
@@ -199,14 +199,14 @@
       <w:jc w:val="left"/>
       <w:spacing w:after="363"/>
       <w:pBdr>
-        <w:bottom w:val="single" w:sz="4" w:space="2" w:color="7A2E3E"/>
+        <w:bottom w:val="single" w:sz="4" w:space="2" w:color="B08D45"/>
       </w:pBdr>
     </w:pPr>
     <w:rPr>
-      <w:rFonts w:ascii="Cinzel" w:hAnsi="Cinzel"/>
+      <w:rFonts w:ascii="EB Garamond" w:hAnsi="EB Garamond"/>
       <w:b/>
       <w:caps/>
-      <w:color w:val="2C0E17"/>
+      <w:color w:val="1C1409"/>
       <w:sz w:val="20"/>
     </w:rPr>
   </w:style>

--- a/brand/letterhead.docx
+++ b/brand/letterhead.docx
@@ -10,7 +10,7 @@
     <w:sectPr>
       <w:headerReference w:type="default" r:id="rIdH"/>
       <w:pgSz w:w="11906" w:h="16838"/>
-      <w:pgMar w:top="4649" w:right="1361" w:bottom="3515" w:left="1361" w:header="0" w:footer="0" w:gutter="0"/>
+      <w:pgMar w:top="4762" w:right="1361" w:bottom="4309" w:left="1361" w:header="0" w:footer="0" w:gutter="0"/>
       <w:titlePg w:val="0"/>
     </w:sectPr>
   </w:body>
@@ -33,7 +33,7 @@
           <wp:positionV relativeFrom="page">
             <wp:posOffset>0</wp:posOffset>
           </wp:positionV>
-          <wp:extent cx="7560000" cy="2808000"/>
+          <wp:extent cx="7560000" cy="2880000"/>
           <wp:effectExtent l="0" t="0" r="0" b="0"/>
           <wp:wrapNone/>
           <wp:docPr id="1" name="Head" descr="Head"/>
@@ -53,7 +53,7 @@
                 <pic:spPr>
                   <a:xfrm>
                     <a:off x="0" y="0"/>
-                    <a:ext cx="7560000" cy="2808000"/>
+                    <a:ext cx="7560000" cy="2880000"/>
                   </a:xfrm>
                   <a:prstGeom prst="rect">
                     <a:avLst/>
@@ -73,9 +73,9 @@
             <wp:posOffset>0</wp:posOffset>
           </wp:positionH>
           <wp:positionV relativeFrom="page">
-            <wp:posOffset>8676000</wp:posOffset>
+            <wp:posOffset>8172000</wp:posOffset>
           </wp:positionV>
-          <wp:extent cx="7560000" cy="2016000"/>
+          <wp:extent cx="7560000" cy="2520000"/>
           <wp:effectExtent l="0" t="0" r="0" b="0"/>
           <wp:wrapNone/>
           <wp:docPr id="2" name="Foot" descr="Foot"/>
@@ -95,7 +95,7 @@
                 <pic:spPr>
                   <a:xfrm>
                     <a:off x="0" y="0"/>
-                    <a:ext cx="7560000" cy="2016000"/>
+                    <a:ext cx="7560000" cy="2520000"/>
                   </a:xfrm>
                   <a:prstGeom prst="rect">
                     <a:avLst/>

--- a/brand/letterhead.docx
+++ b/brand/letterhead.docx
@@ -10,7 +10,7 @@
     <w:sectPr>
       <w:headerReference w:type="default" r:id="rIdH"/>
       <w:pgSz w:w="11906" w:h="16838"/>
-      <w:pgMar w:top="4762" w:right="1361" w:bottom="4309" w:left="1361" w:header="0" w:footer="0" w:gutter="0"/>
+      <w:pgMar w:top="4989" w:right="1361" w:bottom="4422" w:left="1361" w:header="0" w:footer="0" w:gutter="0"/>
       <w:titlePg w:val="0"/>
     </w:sectPr>
   </w:body>
@@ -33,7 +33,7 @@
           <wp:positionV relativeFrom="page">
             <wp:posOffset>0</wp:posOffset>
           </wp:positionV>
-          <wp:extent cx="7560000" cy="2880000"/>
+          <wp:extent cx="7560000" cy="3024000"/>
           <wp:effectExtent l="0" t="0" r="0" b="0"/>
           <wp:wrapNone/>
           <wp:docPr id="1" name="Head" descr="Head"/>
@@ -53,7 +53,7 @@
                 <pic:spPr>
                   <a:xfrm>
                     <a:off x="0" y="0"/>
-                    <a:ext cx="7560000" cy="2880000"/>
+                    <a:ext cx="7560000" cy="3024000"/>
                   </a:xfrm>
                   <a:prstGeom prst="rect">
                     <a:avLst/>
@@ -73,9 +73,9 @@
             <wp:posOffset>0</wp:posOffset>
           </wp:positionH>
           <wp:positionV relativeFrom="page">
-            <wp:posOffset>8172000</wp:posOffset>
+            <wp:posOffset>8100000</wp:posOffset>
           </wp:positionV>
-          <wp:extent cx="7560000" cy="2520000"/>
+          <wp:extent cx="7560000" cy="2592000"/>
           <wp:effectExtent l="0" t="0" r="0" b="0"/>
           <wp:wrapNone/>
           <wp:docPr id="2" name="Foot" descr="Foot"/>
@@ -95,7 +95,7 @@
                 <pic:spPr>
                   <a:xfrm>
                     <a:off x="0" y="0"/>
-                    <a:ext cx="7560000" cy="2520000"/>
+                    <a:ext cx="7560000" cy="2592000"/>
                   </a:xfrm>
                   <a:prstGeom prst="rect">
                     <a:avLst/>

--- a/brand/letterhead.docx
+++ b/brand/letterhead.docx
@@ -10,7 +10,7 @@
     <w:sectPr>
       <w:headerReference w:type="default" r:id="rIdH"/>
       <w:pgSz w:w="11906" w:h="16838"/>
-      <w:pgMar w:top="4989" w:right="1361" w:bottom="4422" w:left="1361" w:header="0" w:footer="0" w:gutter="0"/>
+      <w:pgMar w:top="4195" w:right="2211" w:bottom="2154" w:left="2211" w:header="0" w:footer="0" w:gutter="0"/>
       <w:titlePg w:val="0"/>
     </w:sectPr>
   </w:body>
@@ -33,7 +33,7 @@
           <wp:positionV relativeFrom="page">
             <wp:posOffset>0</wp:posOffset>
           </wp:positionV>
-          <wp:extent cx="7560000" cy="3024000"/>
+          <wp:extent cx="7560000" cy="2448000"/>
           <wp:effectExtent l="0" t="0" r="0" b="0"/>
           <wp:wrapNone/>
           <wp:docPr id="1" name="Head" descr="Head"/>
@@ -53,7 +53,7 @@
                 <pic:spPr>
                   <a:xfrm>
                     <a:off x="0" y="0"/>
-                    <a:ext cx="7560000" cy="3024000"/>
+                    <a:ext cx="7560000" cy="2448000"/>
                   </a:xfrm>
                   <a:prstGeom prst="rect">
                     <a:avLst/>
@@ -73,9 +73,9 @@
             <wp:posOffset>0</wp:posOffset>
           </wp:positionH>
           <wp:positionV relativeFrom="page">
-            <wp:posOffset>8100000</wp:posOffset>
+            <wp:posOffset>9468000</wp:posOffset>
           </wp:positionV>
-          <wp:extent cx="7560000" cy="2592000"/>
+          <wp:extent cx="7560000" cy="1224000"/>
           <wp:effectExtent l="0" t="0" r="0" b="0"/>
           <wp:wrapNone/>
           <wp:docPr id="2" name="Foot" descr="Foot"/>
@@ -95,7 +95,7 @@
                 <pic:spPr>
                   <a:xfrm>
                     <a:off x="0" y="0"/>
-                    <a:ext cx="7560000" cy="2592000"/>
+                    <a:ext cx="7560000" cy="1224000"/>
                   </a:xfrm>
                   <a:prstGeom prst="rect">
                     <a:avLst/>

--- a/brand/letterhead.docx
+++ b/brand/letterhead.docx
@@ -10,7 +10,7 @@
     <w:sectPr>
       <w:headerReference w:type="default" r:id="rIdH"/>
       <w:pgSz w:w="11906" w:h="16838"/>
-      <w:pgMar w:top="4195" w:right="2211" w:bottom="2154" w:left="2211" w:header="0" w:footer="0" w:gutter="0"/>
+      <w:pgMar w:top="7030" w:right="1361" w:bottom="1701" w:left="4649" w:header="0" w:footer="0" w:gutter="0"/>
       <w:titlePg w:val="0"/>
     </w:sectPr>
   </w:body>
@@ -33,15 +33,15 @@
           <wp:positionV relativeFrom="page">
             <wp:posOffset>0</wp:posOffset>
           </wp:positionV>
-          <wp:extent cx="7560000" cy="2448000"/>
+          <wp:extent cx="7560000" cy="10692000"/>
           <wp:effectExtent l="0" t="0" r="0" b="0"/>
           <wp:wrapNone/>
-          <wp:docPr id="1" name="Head" descr="Head"/>
+          <wp:docPr id="1" name="Sheet" descr="Sheet"/>
           <a:graphic>
             <a:graphicData uri="http://schemas.openxmlformats.org/drawingml/2006/picture">
               <pic:pic>
                 <pic:nvPicPr>
-                  <pic:cNvPr id="1" name="Head"/>
+                  <pic:cNvPr id="1" name="Sheet"/>
                   <pic:cNvPicPr/>
                 </pic:nvPicPr>
                 <pic:blipFill>
@@ -53,49 +53,7 @@
                 <pic:spPr>
                   <a:xfrm>
                     <a:off x="0" y="0"/>
-                    <a:ext cx="7560000" cy="2448000"/>
-                  </a:xfrm>
-                  <a:prstGeom prst="rect">
-                    <a:avLst/>
-                  </a:prstGeom>
-                </pic:spPr>
-              </pic:pic>
-            </a:graphicData>
-          </a:graphic>
-        </wp:anchor>
-      </w:drawing>
-    </w:r>
-    <w:r>
-      <w:drawing>
-        <wp:anchor distT="0" distB="0" distL="0" distR="0" simplePos="0" relativeHeight="2" behindDoc="1" locked="0" layoutInCell="1" allowOverlap="1">
-          <wp:simplePos x="0" y="0"/>
-          <wp:positionH relativeFrom="page">
-            <wp:posOffset>0</wp:posOffset>
-          </wp:positionH>
-          <wp:positionV relativeFrom="page">
-            <wp:posOffset>9468000</wp:posOffset>
-          </wp:positionV>
-          <wp:extent cx="7560000" cy="1224000"/>
-          <wp:effectExtent l="0" t="0" r="0" b="0"/>
-          <wp:wrapNone/>
-          <wp:docPr id="2" name="Foot" descr="Foot"/>
-          <a:graphic>
-            <a:graphicData uri="http://schemas.openxmlformats.org/drawingml/2006/picture">
-              <pic:pic>
-                <pic:nvPicPr>
-                  <pic:cNvPr id="2" name="Foot"/>
-                  <pic:cNvPicPr/>
-                </pic:nvPicPr>
-                <pic:blipFill>
-                  <a:blip r:embed="rId2"/>
-                  <a:stretch>
-                    <a:fillRect/>
-                  </a:stretch>
-                </pic:blipFill>
-                <pic:spPr>
-                  <a:xfrm>
-                    <a:off x="0" y="0"/>
-                    <a:ext cx="7560000" cy="1224000"/>
+                    <a:ext cx="7560000" cy="10692000"/>
                   </a:xfrm>
                   <a:prstGeom prst="rect">
                     <a:avLst/>

--- a/brand/letterhead.docx
+++ b/brand/letterhead.docx
@@ -10,7 +10,7 @@
     <w:sectPr>
       <w:headerReference w:type="default" r:id="rIdH"/>
       <w:pgSz w:w="11906" w:h="16838"/>
-      <w:pgMar w:top="7030" w:right="1361" w:bottom="1701" w:left="4649" w:header="0" w:footer="0" w:gutter="0"/>
+      <w:pgMar w:top="5216" w:right="1587" w:bottom="1928" w:left="1587" w:header="0" w:footer="0" w:gutter="0"/>
       <w:titlePg w:val="0"/>
     </w:sectPr>
   </w:body>

--- a/brand/letterhead.docx
+++ b/brand/letterhead.docx
@@ -10,7 +10,7 @@
     <w:sectPr>
       <w:headerReference w:type="default" r:id="rIdH"/>
       <w:pgSz w:w="11906" w:h="16838"/>
-      <w:pgMar w:top="5216" w:right="1587" w:bottom="1928" w:left="1587" w:header="0" w:footer="0" w:gutter="0"/>
+      <w:pgMar w:top="3175" w:right="1701" w:bottom="2835" w:left="1928" w:header="0" w:footer="0" w:gutter="0"/>
       <w:titlePg w:val="0"/>
     </w:sectPr>
   </w:body>
@@ -75,7 +75,7 @@
     <w:rPrDefault>
       <w:rPr>
         <w:rFonts w:ascii="Georgia" w:hAnsi="Georgia" w:cs="Georgia"/>
-        <w:color w:val="241A12"/>
+        <w:color w:val="2A2124"/>
         <w:sz w:val="21"/>
         <w:szCs w:val="21"/>
       </w:rPr>

--- a/brand/letterhead.docx
+++ b/brand/letterhead.docx
@@ -10,7 +10,7 @@
     <w:sectPr>
       <w:headerReference w:type="default" r:id="rIdH"/>
       <w:pgSz w:w="11906" w:h="16838"/>
-      <w:pgMar w:top="3175" w:right="1701" w:bottom="2835" w:left="1928" w:header="0" w:footer="0" w:gutter="0"/>
+      <w:pgMar w:top="3742" w:right="1361" w:bottom="3402" w:left="1701" w:header="0" w:footer="0" w:gutter="0"/>
       <w:titlePg w:val="0"/>
     </w:sectPr>
   </w:body>
@@ -75,7 +75,7 @@
     <w:rPrDefault>
       <w:rPr>
         <w:rFonts w:ascii="Georgia" w:hAnsi="Georgia" w:cs="Georgia"/>
-        <w:color w:val="2A2124"/>
+        <w:color w:val="2B2118"/>
         <w:sz w:val="21"/>
         <w:szCs w:val="21"/>
       </w:rPr>
